--- a/stocks/Arm Holdings — Bull & Bear Memo.docx
+++ b/stocks/Arm Holdings — Bull & Bear Memo.docx
@@ -145,7 +145,7 @@
                 <w:sz w:val="19"/>
                 <w:szCs w:val="19"/>
               </w:rPr>
-              <w:t xml:space="preserve">FY2026 20-F (year ended 31 Mar 2026); FY2027 Q1 interim 6-K (quarter ended 30 Jun 2026); shareholder letters of 6 May 2026 and 29 Jul 2026; press release of 24 Mar 2026 (Arm AGI CPU launch)</w:t>
+              <w:t xml:space="preserve">Company: FY2026 20-F (year ended 31 Mar 2026); FY2027 Q1 interim 6-K (quarter ended 30 Jun 2026); shareholder letters of 6 May 2026 and 29 Jul 2026; press release of 24 Mar 2026 (Arm AGI CPU launch). Outside sources are used only in section 5 and listed there.</w:t>
             </w:r>
           </w:p>
         </w:tc>
@@ -261,7 +261,7 @@
                 <w:sz w:val="19"/>
                 <w:szCs w:val="19"/>
               </w:rPr>
-              <w:t xml:space="preserve">No earnings-call transcripts, investor-day materials or usable insider-trading data in the source set. Armv9 share of royalty, royalty per chip, AGI CPU pricing, gross margin and wafer commitments are not disclosed. Nothing after 29 July 2026.</w:t>
+              <w:t xml:space="preserve">No earnings-call transcripts, investor-day materials or usable insider-trading data in the source set. Armv9 share of royalty, royalty per chip, AGI CPU pricing, gross margin and wafer commitments are not disclosed. Company sources stop at 29 July 2026; external challenge run 10 September 2026.</w:t>
             </w:r>
           </w:p>
         </w:tc>
@@ -2608,7 +2608,7 @@
     </w:p>
     <w:p>
       <w:pPr>
-        <w:spacing w:after="120" w:line="276"/>
+        <w:spacing w:after="180" w:line="276"/>
       </w:pPr>
       <w:r>
         <w:rPr>
@@ -2619,9 +2619,656 @@
           <w:sz w:val="21"/>
           <w:szCs w:val="21"/>
         </w:rPr>
-        <w:t xml:space="preserve">Not run. This memo is built only from Arm's own filings and shareholder letters. Ask for “external challenge” to add competitor, regulatory, litigation and short-seller findings from outside the source set — kept in this section so company evidence and outside evidence stay separable.</w:t>
-      </w:r>
-    </w:p>
+        <w:t xml:space="preserve">Run 10 September 2026. Everything below comes from outside Arm's filings and is kept separate from the company-sourced sections above, so the reader can tell later which claims came from Arm and which came from its critics, competitors and regulators.</w:t>
+      </w:r>
+    </w:p>
+    <w:tbl>
+      <w:tblPr>
+        <w:tblW w:type="dxa" w:w="9360"/>
+        <w:tblBorders>
+          <w:top w:val="single" w:color="D0D5DD" w:sz="4"/>
+          <w:left w:val="single" w:color="D0D5DD" w:sz="4"/>
+          <w:bottom w:val="single" w:color="D0D5DD" w:sz="4"/>
+          <w:right w:val="single" w:color="D0D5DD" w:sz="4"/>
+          <w:insideH w:val="single" w:color="D0D5DD" w:sz="4"/>
+          <w:insideV w:val="single" w:color="D0D5DD" w:sz="4"/>
+        </w:tblBorders>
+      </w:tblPr>
+      <w:tblGrid>
+        <w:gridCol w:w="2520"/>
+        <w:gridCol w:w="3060"/>
+        <w:gridCol w:w="1620"/>
+        <w:gridCol w:w="2160"/>
+      </w:tblGrid>
+      <w:tr>
+        <w:trPr>
+          <w:cantSplit/>
+          <w:tblHeader/>
+        </w:trPr>
+        <w:tc>
+          <w:tcPr>
+            <w:tcW w:type="dxa" w:w="2520"/>
+            <w:shd w:fill="F2F4F7" w:color="auto" w:val="clear"/>
+            <w:tcMar>
+              <w:top w:type="dxa" w:w="80"/>
+              <w:left w:type="dxa" w:w="110"/>
+              <w:bottom w:type="dxa" w:w="80"/>
+              <w:right w:type="dxa" w:w="110"/>
+            </w:tcMar>
+          </w:tcPr>
+          <w:p>
+            <w:pPr>
+              <w:spacing w:after="0" w:line="260"/>
+            </w:pPr>
+            <w:r>
+              <w:rPr>
+                <w:rFonts w:ascii="Calibri" w:cs="Calibri" w:eastAsia="Calibri" w:hAnsi="Calibri"/>
+                <w:b/>
+                <w:bCs/>
+                <w:color w:val="344054"/>
+                <w:sz w:val="19"/>
+                <w:szCs w:val="19"/>
+              </w:rPr>
+              <w:t xml:space="preserve">External point</w:t>
+            </w:r>
+          </w:p>
+        </w:tc>
+        <w:tc>
+          <w:tcPr>
+            <w:tcW w:type="dxa" w:w="3060"/>
+            <w:shd w:fill="F2F4F7" w:color="auto" w:val="clear"/>
+            <w:tcMar>
+              <w:top w:type="dxa" w:w="80"/>
+              <w:left w:type="dxa" w:w="110"/>
+              <w:bottom w:type="dxa" w:w="80"/>
+              <w:right w:type="dxa" w:w="110"/>
+            </w:tcMar>
+          </w:tcPr>
+          <w:p>
+            <w:pPr>
+              <w:spacing w:after="0" w:line="260"/>
+            </w:pPr>
+            <w:r>
+              <w:rPr>
+                <w:rFonts w:ascii="Calibri" w:cs="Calibri" w:eastAsia="Calibri" w:hAnsi="Calibri"/>
+                <w:b/>
+                <w:bCs/>
+                <w:color w:val="344054"/>
+                <w:sz w:val="19"/>
+                <w:szCs w:val="19"/>
+              </w:rPr>
+              <w:t xml:space="preserve">How it affects the economics</w:t>
+            </w:r>
+          </w:p>
+        </w:tc>
+        <w:tc>
+          <w:tcPr>
+            <w:tcW w:type="dxa" w:w="1620"/>
+            <w:shd w:fill="F2F4F7" w:color="auto" w:val="clear"/>
+            <w:tcMar>
+              <w:top w:type="dxa" w:w="80"/>
+              <w:left w:type="dxa" w:w="110"/>
+              <w:bottom w:type="dxa" w:w="80"/>
+              <w:right w:type="dxa" w:w="110"/>
+            </w:tcMar>
+          </w:tcPr>
+          <w:p>
+            <w:pPr>
+              <w:spacing w:after="0" w:line="260"/>
+            </w:pPr>
+            <w:r>
+              <w:rPr>
+                <w:rFonts w:ascii="Calibri" w:cs="Calibri" w:eastAsia="Calibri" w:hAnsi="Calibri"/>
+                <w:b/>
+                <w:bCs/>
+                <w:color w:val="344054"/>
+                <w:sz w:val="19"/>
+                <w:szCs w:val="19"/>
+              </w:rPr>
+              <w:t xml:space="preserve">Source</w:t>
+            </w:r>
+          </w:p>
+        </w:tc>
+        <w:tc>
+          <w:tcPr>
+            <w:tcW w:type="dxa" w:w="2160"/>
+            <w:shd w:fill="F2F4F7" w:color="auto" w:val="clear"/>
+            <w:tcMar>
+              <w:top w:type="dxa" w:w="80"/>
+              <w:left w:type="dxa" w:w="110"/>
+              <w:bottom w:type="dxa" w:w="80"/>
+              <w:right w:type="dxa" w:w="110"/>
+            </w:tcMar>
+          </w:tcPr>
+          <w:p>
+            <w:pPr>
+              <w:spacing w:after="0" w:line="260"/>
+            </w:pPr>
+            <w:r>
+              <w:rPr>
+                <w:rFonts w:ascii="Calibri" w:cs="Calibri" w:eastAsia="Calibri" w:hAnsi="Calibri"/>
+                <w:b/>
+                <w:bCs/>
+                <w:color w:val="344054"/>
+                <w:sz w:val="19"/>
+                <w:szCs w:val="19"/>
+              </w:rPr>
+              <w:t xml:space="preserve">What would confirm it</w:t>
+            </w:r>
+          </w:p>
+        </w:tc>
+      </w:tr>
+      <w:tr>
+        <w:tc>
+          <w:tcPr>
+            <w:tcW w:type="dxa" w:w="2520"/>
+            <w:tcMar>
+              <w:top w:type="dxa" w:w="80"/>
+              <w:left w:type="dxa" w:w="110"/>
+              <w:bottom w:type="dxa" w:w="80"/>
+              <w:right w:type="dxa" w:w="110"/>
+            </w:tcMar>
+          </w:tcPr>
+          <w:p>
+            <w:pPr>
+              <w:spacing w:after="0" w:line="260"/>
+            </w:pPr>
+            <w:r>
+              <w:rPr>
+                <w:rFonts w:ascii="Calibri" w:cs="Calibri" w:eastAsia="Calibri" w:hAnsi="Calibri"/>
+                <w:color w:val="1D2939"/>
+                <w:sz w:val="19"/>
+                <w:szCs w:val="19"/>
+              </w:rPr>
+              <w:t xml:space="preserve">US FTC opened an antitrust probe into Arm's licensing, reported May 2026. Regulators are examining whether Arm would refuse or degrade its CPU blueprints for third-party licensees while accelerating its own chip business. It follows scrutiny in Europe and South Korea.</w:t>
+            </w:r>
+          </w:p>
+        </w:tc>
+        <w:tc>
+          <w:tcPr>
+            <w:tcW w:type="dxa" w:w="3060"/>
+            <w:tcMar>
+              <w:top w:type="dxa" w:w="80"/>
+              <w:left w:type="dxa" w:w="110"/>
+              <w:bottom w:type="dxa" w:w="80"/>
+              <w:right w:type="dxa" w:w="110"/>
+            </w:tcMar>
+          </w:tcPr>
+          <w:p>
+            <w:pPr>
+              <w:spacing w:after="0" w:line="260"/>
+            </w:pPr>
+            <w:r>
+              <w:rPr>
+                <w:rFonts w:ascii="Calibri" w:cs="Calibri" w:eastAsia="Calibri" w:hAnsi="Calibri"/>
+                <w:color w:val="1D2939"/>
+                <w:sz w:val="19"/>
+                <w:szCs w:val="19"/>
+              </w:rPr>
+              <w:t xml:space="preserve">Turns R1 from a commercial risk into a regulatory one, and cuts both ways. A remedy that forces Arm to license on non-discriminatory terms would cap the pricing power B1 rests on; the investigation alone gives large licensees leverage in renewal negotiations, and constrains how far Arm can favour its own silicon.</w:t>
+            </w:r>
+          </w:p>
+        </w:tc>
+        <w:tc>
+          <w:tcPr>
+            <w:tcW w:type="dxa" w:w="1620"/>
+            <w:tcMar>
+              <w:top w:type="dxa" w:w="80"/>
+              <w:left w:type="dxa" w:w="110"/>
+              <w:bottom w:type="dxa" w:w="80"/>
+              <w:right w:type="dxa" w:w="110"/>
+            </w:tcMar>
+          </w:tcPr>
+          <w:p>
+            <w:pPr>
+              <w:spacing w:after="0" w:line="260"/>
+            </w:pPr>
+            <w:r>
+              <w:rPr>
+                <w:rFonts w:ascii="Calibri" w:cs="Calibri" w:eastAsia="Calibri" w:hAnsi="Calibri"/>
+                <w:color w:val="1D2939"/>
+                <w:sz w:val="19"/>
+                <w:szCs w:val="19"/>
+              </w:rPr>
+              <w:t xml:space="preserve">Bloomberg via Investing.com, 15 May 2026</w:t>
+            </w:r>
+          </w:p>
+        </w:tc>
+        <w:tc>
+          <w:tcPr>
+            <w:tcW w:type="dxa" w:w="2160"/>
+            <w:tcMar>
+              <w:top w:type="dxa" w:w="80"/>
+              <w:left w:type="dxa" w:w="110"/>
+              <w:bottom w:type="dxa" w:w="80"/>
+              <w:right w:type="dxa" w:w="110"/>
+            </w:tcMar>
+          </w:tcPr>
+          <w:p>
+            <w:pPr>
+              <w:spacing w:after="0" w:line="260"/>
+            </w:pPr>
+            <w:r>
+              <w:rPr>
+                <w:rFonts w:ascii="Calibri" w:cs="Calibri" w:eastAsia="Calibri" w:hAnsi="Calibri"/>
+                <w:color w:val="1D2939"/>
+                <w:sz w:val="19"/>
+                <w:szCs w:val="19"/>
+              </w:rPr>
+              <w:t xml:space="preserve">A formal complaint or consent decree; licensing-term concessions disclosed in a renewal; the probe appearing as a named legal proceeding in the next 20-F.</w:t>
+            </w:r>
+          </w:p>
+        </w:tc>
+      </w:tr>
+      <w:tr>
+        <w:tc>
+          <w:tcPr>
+            <w:tcW w:type="dxa" w:w="2520"/>
+            <w:tcMar>
+              <w:top w:type="dxa" w:w="80"/>
+              <w:left w:type="dxa" w:w="110"/>
+              <w:bottom w:type="dxa" w:w="80"/>
+              <w:right w:type="dxa" w:w="110"/>
+            </w:tcMar>
+          </w:tcPr>
+          <w:p>
+            <w:pPr>
+              <w:spacing w:after="0" w:line="260"/>
+            </w:pPr>
+            <w:r>
+              <w:rPr>
+                <w:rFonts w:ascii="Calibri" w:cs="Calibri" w:eastAsia="Calibri" w:hAnsi="Calibri"/>
+                <w:color w:val="1D2939"/>
+                <w:sz w:val="19"/>
+                <w:szCs w:val="19"/>
+              </w:rPr>
+              <w:t xml:space="preserve">Qualcomm is developing RISC-V CPU cores with Ventana for high-core-count, datacentre-class chiplets, alongside its Arm-based Oryon line; Meta is expanding RISC-V work around its MTIA accelerators. RISC-V penetration is put near 25% by units and about 10% by revenue (SHD Group).</w:t>
+            </w:r>
+          </w:p>
+        </w:tc>
+        <w:tc>
+          <w:tcPr>
+            <w:tcW w:type="dxa" w:w="3060"/>
+            <w:tcMar>
+              <w:top w:type="dxa" w:w="80"/>
+              <w:left w:type="dxa" w:w="110"/>
+              <w:bottom w:type="dxa" w:w="80"/>
+              <w:right w:type="dxa" w:w="110"/>
+            </w:tcMar>
+          </w:tcPr>
+          <w:p>
+            <w:pPr>
+              <w:spacing w:after="0" w:line="260"/>
+            </w:pPr>
+            <w:r>
+              <w:rPr>
+                <w:rFonts w:ascii="Calibri" w:cs="Calibri" w:eastAsia="Calibri" w:hAnsi="Calibri"/>
+                <w:color w:val="1D2939"/>
+                <w:sz w:val="19"/>
+                <w:szCs w:val="19"/>
+              </w:rPr>
+              <w:t xml:space="preserve">This is R1's confirmation signal arriving early, and from the two names most exposed to Arm's move into silicon — Qualcomm is in litigation with Arm, Meta is the AGI CPU's lead partner. A shipping RISC-V server CPU from a current architecture licensee removes royalty-bearing sockets permanently.</w:t>
+            </w:r>
+          </w:p>
+        </w:tc>
+        <w:tc>
+          <w:tcPr>
+            <w:tcW w:type="dxa" w:w="1620"/>
+            <w:tcMar>
+              <w:top w:type="dxa" w:w="80"/>
+              <w:left w:type="dxa" w:w="110"/>
+              <w:bottom w:type="dxa" w:w="80"/>
+              <w:right w:type="dxa" w:w="110"/>
+            </w:tcMar>
+          </w:tcPr>
+          <w:p>
+            <w:pPr>
+              <w:spacing w:after="0" w:line="260"/>
+            </w:pPr>
+            <w:r>
+              <w:rPr>
+                <w:rFonts w:ascii="Calibri" w:cs="Calibri" w:eastAsia="Calibri" w:hAnsi="Calibri"/>
+                <w:color w:val="1D2939"/>
+                <w:sz w:val="19"/>
+                <w:szCs w:val="19"/>
+              </w:rPr>
+              <w:t xml:space="preserve">eeNews Europe, Jan 2026; EE Times Asia; RISC-V International</w:t>
+            </w:r>
+          </w:p>
+        </w:tc>
+        <w:tc>
+          <w:tcPr>
+            <w:tcW w:type="dxa" w:w="2160"/>
+            <w:tcMar>
+              <w:top w:type="dxa" w:w="80"/>
+              <w:left w:type="dxa" w:w="110"/>
+              <w:bottom w:type="dxa" w:w="80"/>
+              <w:right w:type="dxa" w:w="110"/>
+            </w:tcMar>
+          </w:tcPr>
+          <w:p>
+            <w:pPr>
+              <w:spacing w:after="0" w:line="260"/>
+            </w:pPr>
+            <w:r>
+              <w:rPr>
+                <w:rFonts w:ascii="Calibri" w:cs="Calibri" w:eastAsia="Calibri" w:hAnsi="Calibri"/>
+                <w:color w:val="1D2939"/>
+                <w:sz w:val="19"/>
+                <w:szCs w:val="19"/>
+              </w:rPr>
+              <w:t xml:space="preserve">A RISC-V server CPU shipping in volume from a current Arm architecture licensee; RISC-V share rising in revenue terms, not only in unit terms.</w:t>
+            </w:r>
+          </w:p>
+        </w:tc>
+      </w:tr>
+      <w:tr>
+        <w:tc>
+          <w:tcPr>
+            <w:tcW w:type="dxa" w:w="2520"/>
+            <w:tcMar>
+              <w:top w:type="dxa" w:w="80"/>
+              <w:left w:type="dxa" w:w="110"/>
+              <w:bottom w:type="dxa" w:w="80"/>
+              <w:right w:type="dxa" w:w="110"/>
+            </w:tcMar>
+          </w:tcPr>
+          <w:p>
+            <w:pPr>
+              <w:spacing w:after="0" w:line="260"/>
+            </w:pPr>
+            <w:r>
+              <w:rPr>
+                <w:rFonts w:ascii="Calibri" w:cs="Calibri" w:eastAsia="Calibri" w:hAnsi="Calibri"/>
+                <w:color w:val="1D2939"/>
+                <w:sz w:val="19"/>
+                <w:szCs w:val="19"/>
+              </w:rPr>
+              <w:t xml:space="preserve">Morgan Stanley cut Arm to Equal-Weight on 7 April 2026, arguing merchant silicon carries 40-50% gross margins against Arm's historic 95%+, and that the R&amp;D surge behind the AI CPU will weigh on operating income for at least eight quarters. DRAM supply constraints were cited as a possible cap on FY2027 growth.</w:t>
+            </w:r>
+          </w:p>
+        </w:tc>
+        <w:tc>
+          <w:tcPr>
+            <w:tcW w:type="dxa" w:w="3060"/>
+            <w:tcMar>
+              <w:top w:type="dxa" w:w="80"/>
+              <w:left w:type="dxa" w:w="110"/>
+              <w:bottom w:type="dxa" w:w="80"/>
+              <w:right w:type="dxa" w:w="110"/>
+            </w:tcMar>
+          </w:tcPr>
+          <w:p>
+            <w:pPr>
+              <w:spacing w:after="0" w:line="260"/>
+            </w:pPr>
+            <w:r>
+              <w:rPr>
+                <w:rFonts w:ascii="Calibri" w:cs="Calibri" w:eastAsia="Calibri" w:hAnsi="Calibri"/>
+                <w:color w:val="1D2939"/>
+                <w:sz w:val="19"/>
+                <w:szCs w:val="19"/>
+              </w:rPr>
+              <w:t xml:space="preserve">Puts an outside number on R4 and R5. If AGI CPU revenue carries a 40-50% gross margin, then roughly $2bn of silicon against ~$5bn of IP revenue pulls consolidated gross margin from ~97% toward the low 80s — before any inventory or warranty cost. That is the mix arithmetic the memo flags, quantified.</w:t>
+            </w:r>
+          </w:p>
+        </w:tc>
+        <w:tc>
+          <w:tcPr>
+            <w:tcW w:type="dxa" w:w="1620"/>
+            <w:tcMar>
+              <w:top w:type="dxa" w:w="80"/>
+              <w:left w:type="dxa" w:w="110"/>
+              <w:bottom w:type="dxa" w:w="80"/>
+              <w:right w:type="dxa" w:w="110"/>
+            </w:tcMar>
+          </w:tcPr>
+          <w:p>
+            <w:pPr>
+              <w:spacing w:after="0" w:line="260"/>
+            </w:pPr>
+            <w:r>
+              <w:rPr>
+                <w:rFonts w:ascii="Calibri" w:cs="Calibri" w:eastAsia="Calibri" w:hAnsi="Calibri"/>
+                <w:color w:val="1D2939"/>
+                <w:sz w:val="19"/>
+                <w:szCs w:val="19"/>
+              </w:rPr>
+              <w:t xml:space="preserve">Morgan Stanley via Benzinga, Seeking Alpha and Investing.com, 7 Apr 2026</w:t>
+            </w:r>
+          </w:p>
+        </w:tc>
+        <w:tc>
+          <w:tcPr>
+            <w:tcW w:type="dxa" w:w="2160"/>
+            <w:tcMar>
+              <w:top w:type="dxa" w:w="80"/>
+              <w:left w:type="dxa" w:w="110"/>
+              <w:bottom w:type="dxa" w:w="80"/>
+              <w:right w:type="dxa" w:w="110"/>
+            </w:tcMar>
+          </w:tcPr>
+          <w:p>
+            <w:pPr>
+              <w:spacing w:after="0" w:line="260"/>
+            </w:pPr>
+            <w:r>
+              <w:rPr>
+                <w:rFonts w:ascii="Calibri" w:cs="Calibri" w:eastAsia="Calibri" w:hAnsi="Calibri"/>
+                <w:color w:val="1D2939"/>
+                <w:sz w:val="19"/>
+                <w:szCs w:val="19"/>
+              </w:rPr>
+              <w:t xml:space="preserve">The first disclosed gross margin on the silicon line landing in the 40-50% band; consolidated gross margin falling below the mid-90s as AGI ships.</w:t>
+            </w:r>
+          </w:p>
+        </w:tc>
+      </w:tr>
+      <w:tr>
+        <w:tc>
+          <w:tcPr>
+            <w:tcW w:type="dxa" w:w="2520"/>
+            <w:tcMar>
+              <w:top w:type="dxa" w:w="80"/>
+              <w:left w:type="dxa" w:w="110"/>
+              <w:bottom w:type="dxa" w:w="80"/>
+              <w:right w:type="dxa" w:w="110"/>
+            </w:tcMar>
+          </w:tcPr>
+          <w:p>
+            <w:pPr>
+              <w:spacing w:after="0" w:line="260"/>
+            </w:pPr>
+            <w:r>
+              <w:rPr>
+                <w:rFonts w:ascii="Calibri" w:cs="Calibri" w:eastAsia="Calibri" w:hAnsi="Calibri"/>
+                <w:color w:val="1D2939"/>
+                <w:sz w:val="19"/>
+                <w:szCs w:val="19"/>
+              </w:rPr>
+              <w:t xml:space="preserve">SoftBank has been reported in talks for a roughly $5bn margin loan secured on its Arm shares to fund its OpenAI investment, and separately secured a $10bn margin loan against its OpenAI stake in August 2026.</w:t>
+            </w:r>
+          </w:p>
+        </w:tc>
+        <w:tc>
+          <w:tcPr>
+            <w:tcW w:type="dxa" w:w="3060"/>
+            <w:tcMar>
+              <w:top w:type="dxa" w:w="80"/>
+              <w:left w:type="dxa" w:w="110"/>
+              <w:bottom w:type="dxa" w:w="80"/>
+              <w:right w:type="dxa" w:w="110"/>
+            </w:tcMar>
+          </w:tcPr>
+          <w:p>
+            <w:pPr>
+              <w:spacing w:after="0" w:line="260"/>
+            </w:pPr>
+            <w:r>
+              <w:rPr>
+                <w:rFonts w:ascii="Calibri" w:cs="Calibri" w:eastAsia="Calibri" w:hAnsi="Calibri"/>
+                <w:color w:val="1D2939"/>
+                <w:sz w:val="19"/>
+                <w:szCs w:val="19"/>
+              </w:rPr>
+              <w:t xml:space="preserve">A structural overhang the 20-F does not carry. Arm's share price becomes collateral in SoftBank's unrelated leverage: a fall in ARM can trigger margin calls at the 86.4% holder, and the cheapest way to raise cash against a controlled asset is to sell some of it. Minority holders bear a forced-seller risk created outside the business.</w:t>
+            </w:r>
+          </w:p>
+        </w:tc>
+        <w:tc>
+          <w:tcPr>
+            <w:tcW w:type="dxa" w:w="1620"/>
+            <w:tcMar>
+              <w:top w:type="dxa" w:w="80"/>
+              <w:left w:type="dxa" w:w="110"/>
+              <w:bottom w:type="dxa" w:w="80"/>
+              <w:right w:type="dxa" w:w="110"/>
+            </w:tcMar>
+          </w:tcPr>
+          <w:p>
+            <w:pPr>
+              <w:spacing w:after="0" w:line="260"/>
+            </w:pPr>
+            <w:r>
+              <w:rPr>
+                <w:rFonts w:ascii="Calibri" w:cs="Calibri" w:eastAsia="Calibri" w:hAnsi="Calibri"/>
+                <w:color w:val="1D2939"/>
+                <w:sz w:val="19"/>
+                <w:szCs w:val="19"/>
+              </w:rPr>
+              <w:t xml:space="preserve">Bloomberg via Seeking Alpha, 2026; Bloomberg, 6 Aug 2026</w:t>
+            </w:r>
+          </w:p>
+        </w:tc>
+        <w:tc>
+          <w:tcPr>
+            <w:tcW w:type="dxa" w:w="2160"/>
+            <w:tcMar>
+              <w:top w:type="dxa" w:w="80"/>
+              <w:left w:type="dxa" w:w="110"/>
+              <w:bottom w:type="dxa" w:w="80"/>
+              <w:right w:type="dxa" w:w="110"/>
+            </w:tcMar>
+          </w:tcPr>
+          <w:p>
+            <w:pPr>
+              <w:spacing w:after="0" w:line="260"/>
+            </w:pPr>
+            <w:r>
+              <w:rPr>
+                <w:rFonts w:ascii="Calibri" w:cs="Calibri" w:eastAsia="Calibri" w:hAnsi="Calibri"/>
+                <w:color w:val="1D2939"/>
+                <w:sz w:val="19"/>
+                <w:szCs w:val="19"/>
+              </w:rPr>
+              <w:t xml:space="preserve">Disclosure of pledged share counts or margin-call thresholds; a registered secondary offering; SoftBank's own filings showing Arm shares encumbered.</w:t>
+            </w:r>
+          </w:p>
+        </w:tc>
+      </w:tr>
+      <w:tr>
+        <w:tc>
+          <w:tcPr>
+            <w:tcW w:type="dxa" w:w="2520"/>
+            <w:tcMar>
+              <w:top w:type="dxa" w:w="80"/>
+              <w:left w:type="dxa" w:w="110"/>
+              <w:bottom w:type="dxa" w:w="80"/>
+              <w:right w:type="dxa" w:w="110"/>
+            </w:tcMar>
+          </w:tcPr>
+          <w:p>
+            <w:pPr>
+              <w:spacing w:after="0" w:line="260"/>
+            </w:pPr>
+            <w:r>
+              <w:rPr>
+                <w:rFonts w:ascii="Calibri" w:cs="Calibri" w:eastAsia="Calibri" w:hAnsi="Calibri"/>
+                <w:color w:val="1D2939"/>
+                <w:sz w:val="19"/>
+                <w:szCs w:val="19"/>
+              </w:rPr>
+              <w:t xml:space="preserve">NVIDIA sold its remaining Arm shares in February 2026 — about 1.1 million shares, roughly $140m — while deepening the technical partnership through Vera.</w:t>
+            </w:r>
+          </w:p>
+        </w:tc>
+        <w:tc>
+          <w:tcPr>
+            <w:tcW w:type="dxa" w:w="3060"/>
+            <w:tcMar>
+              <w:top w:type="dxa" w:w="80"/>
+              <w:left w:type="dxa" w:w="110"/>
+              <w:bottom w:type="dxa" w:w="80"/>
+              <w:right w:type="dxa" w:w="110"/>
+            </w:tcMar>
+          </w:tcPr>
+          <w:p>
+            <w:pPr>
+              <w:spacing w:after="0" w:line="260"/>
+            </w:pPr>
+            <w:r>
+              <w:rPr>
+                <w:rFonts w:ascii="Calibri" w:cs="Calibri" w:eastAsia="Calibri" w:hAnsi="Calibri"/>
+                <w:color w:val="1D2939"/>
+                <w:sz w:val="19"/>
+                <w:szCs w:val="19"/>
+              </w:rPr>
+              <w:t xml:space="preserve">Minor in dollars and not a thesis input on its own. It matters only as evidence that ownership and partnership have decoupled: Arm's most important ecosystem partner has no equity reason to protect it, which is worth remembering when reading partnership announcements as if they were commitments.</w:t>
+            </w:r>
+          </w:p>
+        </w:tc>
+        <w:tc>
+          <w:tcPr>
+            <w:tcW w:type="dxa" w:w="1620"/>
+            <w:tcMar>
+              <w:top w:type="dxa" w:w="80"/>
+              <w:left w:type="dxa" w:w="110"/>
+              <w:bottom w:type="dxa" w:w="80"/>
+              <w:right w:type="dxa" w:w="110"/>
+            </w:tcMar>
+          </w:tcPr>
+          <w:p>
+            <w:pPr>
+              <w:spacing w:after="0" w:line="260"/>
+            </w:pPr>
+            <w:r>
+              <w:rPr>
+                <w:rFonts w:ascii="Calibri" w:cs="Calibri" w:eastAsia="Calibri" w:hAnsi="Calibri"/>
+                <w:color w:val="1D2939"/>
+                <w:sz w:val="19"/>
+                <w:szCs w:val="19"/>
+              </w:rPr>
+              <w:t xml:space="preserve">Bloomberg, CNBC and Tom's Hardware, 17-18 Feb 2026</w:t>
+            </w:r>
+          </w:p>
+        </w:tc>
+        <w:tc>
+          <w:tcPr>
+            <w:tcW w:type="dxa" w:w="2160"/>
+            <w:tcMar>
+              <w:top w:type="dxa" w:w="80"/>
+              <w:left w:type="dxa" w:w="110"/>
+              <w:bottom w:type="dxa" w:w="80"/>
+              <w:right w:type="dxa" w:w="110"/>
+            </w:tcMar>
+          </w:tcPr>
+          <w:p>
+            <w:pPr>
+              <w:spacing w:after="0" w:line="260"/>
+            </w:pPr>
+            <w:r>
+              <w:rPr>
+                <w:rFonts w:ascii="Calibri" w:cs="Calibri" w:eastAsia="Calibri" w:hAnsi="Calibri"/>
+                <w:color w:val="1D2939"/>
+                <w:sz w:val="19"/>
+                <w:szCs w:val="19"/>
+              </w:rPr>
+              <w:t xml:space="preserve">Nothing to confirm — treat as context, not a signal.</w:t>
+            </w:r>
+          </w:p>
+        </w:tc>
+      </w:tr>
+    </w:tbl>
     <w:p>
       <w:pPr>
         <w:pStyle w:val="Heading1"/>
